--- a/dane/krowiarka.docx
+++ b/dane/krowiarka.docx
@@ -13,13 +13,31 @@
       <w:r>
         <w:br/>
       </w:r>
+      <w:proofErr w:type="spellStart"/>
       <w:r>
         <w:rPr>
           <w:i/>
           <w:iCs/>
         </w:rPr>
-        <w:t>Halobovis fetoribulla</w:t>
-      </w:r>
+        <w:t>Halobovis</w:t>
+      </w:r>
+      <w:proofErr w:type="spellEnd"/>
+      <w:r>
+        <w:rPr>
+          <w:i/>
+          <w:iCs/>
+        </w:rPr>
+        <w:t xml:space="preserve"> </w:t>
+      </w:r>
+      <w:proofErr w:type="spellStart"/>
+      <w:r>
+        <w:rPr>
+          <w:i/>
+          <w:iCs/>
+        </w:rPr>
+        <w:t>fetoribulla</w:t>
+      </w:r>
+      <w:proofErr w:type="spellEnd"/>
     </w:p>
     <w:p>
       <w:r>
@@ -37,9 +55,19 @@
           <w:numId w:val="1"/>
         </w:numPr>
       </w:pPr>
-      <w:r>
-        <w:t>Pasismrodnik bokooczny</w:t>
-      </w:r>
+      <w:proofErr w:type="spellStart"/>
+      <w:r>
+        <w:t>Pasismrodnik</w:t>
+      </w:r>
+      <w:proofErr w:type="spellEnd"/>
+      <w:r>
+        <w:t xml:space="preserve"> </w:t>
+      </w:r>
+      <w:proofErr w:type="spellStart"/>
+      <w:r>
+        <w:t>bokooczny</w:t>
+      </w:r>
+      <w:proofErr w:type="spellEnd"/>
     </w:p>
     <w:p>
       <w:pPr>
@@ -76,7 +104,15 @@
         <w:t>Halo-</w:t>
       </w:r>
       <w:r>
-        <w:t> od gr. „halos” – sól, morze, odnosi się do środowiska morskiego.</w:t>
+        <w:t> od gr. „</w:t>
+      </w:r>
+      <w:proofErr w:type="spellStart"/>
+      <w:r>
+        <w:t>halos</w:t>
+      </w:r>
+      <w:proofErr w:type="spellEnd"/>
+      <w:r>
+        <w:t>” – sól, morze, odnosi się do środowiska morskiego.</w:t>
       </w:r>
     </w:p>
     <w:p>
@@ -86,6 +122,7 @@
           <w:numId w:val="2"/>
         </w:numPr>
       </w:pPr>
+      <w:proofErr w:type="spellStart"/>
       <w:r>
         <w:rPr>
           <w:i/>
@@ -93,9 +130,11 @@
         </w:rPr>
         <w:t>bovis</w:t>
       </w:r>
+      <w:proofErr w:type="spellEnd"/>
       <w:r>
         <w:t> – krowa, bydło; </w:t>
       </w:r>
+      <w:proofErr w:type="spellStart"/>
       <w:r>
         <w:rPr>
           <w:i/>
@@ -103,6 +142,7 @@
         </w:rPr>
         <w:t>bovis</w:t>
       </w:r>
+      <w:proofErr w:type="spellEnd"/>
       <w:r>
         <w:t> → „krowiarka”, bo pasie się jak stado krów na podwodnych łąkach.</w:t>
       </w:r>
@@ -147,7 +187,7 @@
     <w:p>
       <w:r>
         <w:pict w14:anchorId="586197F8">
-          <v:rect id="_x0000_i1085" style="width:0;height:.75pt" o:hralign="center" o:hrstd="t" o:hr="t" fillcolor="#a0a0a0" stroked="f"/>
+          <v:rect id="_x0000_i1025" style="width:0;height:.75pt" o:hralign="center" o:hrstd="t" o:hr="t" fillcolor="#a0a0a0" stroked="f"/>
         </w:pict>
       </w:r>
     </w:p>
@@ -191,8 +231,13 @@
         </w:numPr>
       </w:pPr>
       <w:r>
-        <w:t>Królestwo: Animalia</w:t>
-      </w:r>
+        <w:t xml:space="preserve">Królestwo: </w:t>
+      </w:r>
+      <w:proofErr w:type="spellStart"/>
+      <w:r>
+        <w:t>Animalia</w:t>
+      </w:r>
+      <w:proofErr w:type="spellEnd"/>
     </w:p>
     <w:p>
       <w:pPr>
@@ -202,8 +247,13 @@
         </w:numPr>
       </w:pPr>
       <w:r>
-        <w:t>Typ: Chordata</w:t>
-      </w:r>
+        <w:t xml:space="preserve">Typ: </w:t>
+      </w:r>
+      <w:proofErr w:type="spellStart"/>
+      <w:r>
+        <w:t>Chordata</w:t>
+      </w:r>
+      <w:proofErr w:type="spellEnd"/>
     </w:p>
     <w:p>
       <w:pPr>
@@ -213,8 +263,13 @@
         </w:numPr>
       </w:pPr>
       <w:r>
-        <w:t>Gromada: Sauropsida</w:t>
-      </w:r>
+        <w:t xml:space="preserve">Podtyp: </w:t>
+      </w:r>
+      <w:proofErr w:type="spellStart"/>
+      <w:r>
+        <w:t>Vertebrata</w:t>
+      </w:r>
+      <w:proofErr w:type="spellEnd"/>
     </w:p>
     <w:p>
       <w:pPr>
@@ -224,8 +279,13 @@
         </w:numPr>
       </w:pPr>
       <w:r>
-        <w:t>Infragromada: Dinosauria</w:t>
-      </w:r>
+        <w:t xml:space="preserve">Gromada: </w:t>
+      </w:r>
+      <w:proofErr w:type="spellStart"/>
+      <w:r>
+        <w:t>Sauropsida</w:t>
+      </w:r>
+      <w:proofErr w:type="spellEnd"/>
     </w:p>
     <w:p>
       <w:pPr>
@@ -234,9 +294,19 @@
           <w:numId w:val="3"/>
         </w:numPr>
       </w:pPr>
-      <w:r>
-        <w:t>Rząd: Ornithischia (fikcyjnie – spokojny roślinożerca, jak „morski hadrozaur”)</w:t>
-      </w:r>
+      <w:proofErr w:type="spellStart"/>
+      <w:r>
+        <w:t>Infragromada</w:t>
+      </w:r>
+      <w:proofErr w:type="spellEnd"/>
+      <w:r>
+        <w:t xml:space="preserve">: </w:t>
+      </w:r>
+      <w:proofErr w:type="spellStart"/>
+      <w:r>
+        <w:t>Dinosauria</w:t>
+      </w:r>
+      <w:proofErr w:type="spellEnd"/>
     </w:p>
     <w:p>
       <w:pPr>
@@ -246,7 +316,23 @@
         </w:numPr>
       </w:pPr>
       <w:r>
-        <w:t>Nadrodzina: Thalassohadroposauria (fikcyjna – roślinożerne, wodnolądowe dinozaury przybrzeżne)</w:t>
+        <w:t xml:space="preserve">Rząd: </w:t>
+      </w:r>
+      <w:proofErr w:type="spellStart"/>
+      <w:r>
+        <w:t>Ornithischia</w:t>
+      </w:r>
+      <w:proofErr w:type="spellEnd"/>
+      <w:r>
+        <w:t xml:space="preserve"> (spokojny roślinożerca, jak „morski </w:t>
+      </w:r>
+      <w:proofErr w:type="spellStart"/>
+      <w:r>
+        <w:t>hadrozaur</w:t>
+      </w:r>
+      <w:proofErr w:type="spellEnd"/>
+      <w:r>
+        <w:t>”)</w:t>
       </w:r>
     </w:p>
     <w:p>
@@ -257,7 +343,15 @@
         </w:numPr>
       </w:pPr>
       <w:r>
-        <w:t>Rodzina: Halobovididae – „morskie krowiarki”</w:t>
+        <w:t xml:space="preserve">Nadrodzina: </w:t>
+      </w:r>
+      <w:proofErr w:type="spellStart"/>
+      <w:r>
+        <w:t>Thalassohadroposauria</w:t>
+      </w:r>
+      <w:proofErr w:type="spellEnd"/>
+      <w:r>
+        <w:t xml:space="preserve"> (roślinożerne, wodnolądowe dinozaury przybrzeżne)</w:t>
       </w:r>
     </w:p>
     <w:p>
@@ -268,14 +362,15 @@
         </w:numPr>
       </w:pPr>
       <w:r>
-        <w:t>Rodzaj: </w:t>
-      </w:r>
-      <w:r>
-        <w:rPr>
-          <w:i/>
-          <w:iCs/>
-        </w:rPr>
-        <w:t>Halobovis</w:t>
+        <w:t xml:space="preserve">Rodzina: </w:t>
+      </w:r>
+      <w:proofErr w:type="spellStart"/>
+      <w:r>
+        <w:t>Halobovididae</w:t>
+      </w:r>
+      <w:proofErr w:type="spellEnd"/>
+      <w:r>
+        <w:t xml:space="preserve"> – „morskie krowiarki”</w:t>
       </w:r>
     </w:p>
     <w:p>
@@ -286,20 +381,58 @@
         </w:numPr>
       </w:pPr>
       <w:r>
-        <w:t>Gatunek: </w:t>
-      </w:r>
+        <w:t>Rodzaj: </w:t>
+      </w:r>
+      <w:proofErr w:type="spellStart"/>
       <w:r>
         <w:rPr>
           <w:i/>
           <w:iCs/>
         </w:rPr>
-        <w:t>Halobovis fetoribulla</w:t>
-      </w:r>
+        <w:t>Halobovis</w:t>
+      </w:r>
+      <w:proofErr w:type="spellEnd"/>
+    </w:p>
+    <w:p>
+      <w:pPr>
+        <w:numPr>
+          <w:ilvl w:val="0"/>
+          <w:numId w:val="3"/>
+        </w:numPr>
+      </w:pPr>
+      <w:r>
+        <w:t>Gatunek: </w:t>
+      </w:r>
+      <w:proofErr w:type="spellStart"/>
+      <w:r>
+        <w:rPr>
+          <w:i/>
+          <w:iCs/>
+        </w:rPr>
+        <w:t>Halobovis</w:t>
+      </w:r>
+      <w:proofErr w:type="spellEnd"/>
+      <w:r>
+        <w:rPr>
+          <w:i/>
+          <w:iCs/>
+        </w:rPr>
+        <w:t xml:space="preserve"> </w:t>
+      </w:r>
+      <w:proofErr w:type="spellStart"/>
+      <w:r>
+        <w:rPr>
+          <w:i/>
+          <w:iCs/>
+        </w:rPr>
+        <w:t>fetoribulla</w:t>
+      </w:r>
+      <w:proofErr w:type="spellEnd"/>
     </w:p>
     <w:p>
       <w:r>
         <w:pict w14:anchorId="330FE6A7">
-          <v:rect id="_x0000_i1086" style="width:0;height:.75pt" o:hralign="center" o:hrstd="t" o:hr="t" fillcolor="#a0a0a0" stroked="f"/>
+          <v:rect id="_x0000_i1026" style="width:0;height:.75pt" o:hralign="center" o:hrstd="t" o:hr="t" fillcolor="#a0a0a0" stroked="f"/>
         </w:pict>
       </w:r>
     </w:p>
@@ -315,8 +448,17 @@
           <w:b/>
           <w:bCs/>
         </w:rPr>
-        <w:t>Relacje w rodzinie Halobovididae</w:t>
-      </w:r>
+        <w:t xml:space="preserve">Relacje w rodzinie </w:t>
+      </w:r>
+      <w:proofErr w:type="spellStart"/>
+      <w:r>
+        <w:rPr>
+          <w:b/>
+          <w:bCs/>
+        </w:rPr>
+        <w:t>Halobovididae</w:t>
+      </w:r>
+      <w:proofErr w:type="spellEnd"/>
     </w:p>
     <w:p>
       <w:pPr>
@@ -337,6 +479,7 @@
         </w:numPr>
       </w:pPr>
       <w:r>
+        <w:lastRenderedPageBreak/>
         <w:t>Cechy wspólne:</w:t>
       </w:r>
     </w:p>
@@ -348,7 +491,6 @@
         </w:numPr>
       </w:pPr>
       <w:r>
-        <w:lastRenderedPageBreak/>
         <w:t>długie szyje, pozwalające sięgać po trawę morską bez całkowitego zanurzania ciała,</w:t>
       </w:r>
     </w:p>
@@ -375,13 +517,31 @@
       </w:r>
     </w:p>
     <w:p>
+      <w:proofErr w:type="spellStart"/>
       <w:r>
         <w:rPr>
           <w:i/>
           <w:iCs/>
         </w:rPr>
-        <w:t>Halobovis fetoribulla</w:t>
-      </w:r>
+        <w:t>Halobovis</w:t>
+      </w:r>
+      <w:proofErr w:type="spellEnd"/>
+      <w:r>
+        <w:rPr>
+          <w:i/>
+          <w:iCs/>
+        </w:rPr>
+        <w:t xml:space="preserve"> </w:t>
+      </w:r>
+      <w:proofErr w:type="spellStart"/>
+      <w:r>
+        <w:rPr>
+          <w:i/>
+          <w:iCs/>
+        </w:rPr>
+        <w:t>fetoribulla</w:t>
+      </w:r>
+      <w:proofErr w:type="spellEnd"/>
       <w:r>
         <w:t> wyróżnia się bardzo specyficzną obroną chemiczną – bąblami śmierdzącego gazu.</w:t>
       </w:r>
@@ -389,7 +549,7 @@
     <w:p>
       <w:r>
         <w:pict w14:anchorId="04105B2E">
-          <v:rect id="_x0000_i1087" style="width:0;height:.75pt" o:hralign="center" o:hrstd="t" o:hr="t" fillcolor="#a0a0a0" stroked="f"/>
+          <v:rect id="_x0000_i1027" style="width:0;height:.75pt" o:hralign="center" o:hrstd="t" o:hr="t" fillcolor="#a0a0a0" stroked="f"/>
         </w:pict>
       </w:r>
     </w:p>
@@ -503,7 +663,7 @@
     <w:p>
       <w:r>
         <w:pict w14:anchorId="0286A445">
-          <v:rect id="_x0000_i1088" style="width:0;height:.75pt" o:hralign="center" o:hrstd="t" o:hr="t" fillcolor="#a0a0a0" stroked="f"/>
+          <v:rect id="_x0000_i1028" style="width:0;height:.75pt" o:hralign="center" o:hrstd="t" o:hr="t" fillcolor="#a0a0a0" stroked="f"/>
         </w:pict>
       </w:r>
     </w:p>
@@ -534,7 +694,23 @@
           <w:b/>
           <w:bCs/>
         </w:rPr>
-        <w:t>Głowa i oczy – „bokooczny”</w:t>
+        <w:t>Głowa i oczy – „</w:t>
+      </w:r>
+      <w:proofErr w:type="spellStart"/>
+      <w:r>
+        <w:rPr>
+          <w:b/>
+          <w:bCs/>
+        </w:rPr>
+        <w:t>bokooczny</w:t>
+      </w:r>
+      <w:proofErr w:type="spellEnd"/>
+      <w:r>
+        <w:rPr>
+          <w:b/>
+          <w:bCs/>
+        </w:rPr>
+        <w:t>”</w:t>
       </w:r>
     </w:p>
     <w:p>
@@ -567,7 +743,15 @@
         </w:numPr>
       </w:pPr>
       <w:r>
-        <w:t>oczy umieszczone na skrajnych końcach tej „martelowej” części – daleko po bokach, dając bardzo szerokie pole widzenia.</w:t>
+        <w:t>oczy umieszczone na skrajnych końcach tej „</w:t>
+      </w:r>
+      <w:proofErr w:type="spellStart"/>
+      <w:r>
+        <w:t>martelowej</w:t>
+      </w:r>
+      <w:proofErr w:type="spellEnd"/>
+      <w:r>
+        <w:t>” części – daleko po bokach, dając bardzo szerokie pole widzenia.</w:t>
       </w:r>
     </w:p>
     <w:p>
@@ -593,6 +777,7 @@
           <w:b/>
           <w:bCs/>
         </w:rPr>
+        <w:lastRenderedPageBreak/>
         <w:t>Zęby i dieta</w:t>
       </w:r>
     </w:p>
@@ -604,7 +789,6 @@
         </w:numPr>
       </w:pPr>
       <w:r>
-        <w:lastRenderedPageBreak/>
         <w:t>Zęby małe, płaskie, szerokie i gęsto ułożone – działają jak tarki lub zęby roślinożernych ssaków morskich:</w:t>
       </w:r>
     </w:p>
@@ -734,7 +918,23 @@
           <w:b/>
           <w:bCs/>
         </w:rPr>
-        <w:t>Kolorystyka – „pasismrodnik”</w:t>
+        <w:t>Kolorystyka – „</w:t>
+      </w:r>
+      <w:proofErr w:type="spellStart"/>
+      <w:r>
+        <w:rPr>
+          <w:b/>
+          <w:bCs/>
+        </w:rPr>
+        <w:t>pasismrodnik</w:t>
+      </w:r>
+      <w:proofErr w:type="spellEnd"/>
+      <w:r>
+        <w:rPr>
+          <w:b/>
+          <w:bCs/>
+        </w:rPr>
+        <w:t>”</w:t>
       </w:r>
     </w:p>
     <w:p>
@@ -745,769 +945,15 @@
         </w:numPr>
       </w:pPr>
       <w:r>
-        <w:t>Boki ciała: błękitnoszare – jak filtr światła pod powierzchnią wody, rozmywający sylwetkę w kolumnie</w:t>
-      </w:r>
-    </w:p>
-    <w:p>
-      <w:pPr>
-        <w:rPr>
-          <w:b/>
-          <w:bCs/>
-        </w:rPr>
-      </w:pPr>
-      <w:r>
-        <w:rPr>
-          <w:b/>
-          <w:bCs/>
-        </w:rPr>
-        <w:t>Nazwa naukowa i zwyczajowa</w:t>
-      </w:r>
-    </w:p>
-    <w:p>
-      <w:r>
-        <w:rPr>
-          <w:b/>
-          <w:bCs/>
-        </w:rPr>
-        <w:t>Nazwa naukowa:</w:t>
-      </w:r>
-      <w:r>
-        <w:br/>
-      </w:r>
-      <w:r>
-        <w:rPr>
-          <w:i/>
-          <w:iCs/>
-        </w:rPr>
-        <w:t>Halobovis fetoribulla</w:t>
-      </w:r>
-    </w:p>
-    <w:p>
-      <w:r>
-        <w:rPr>
-          <w:b/>
-          <w:bCs/>
-        </w:rPr>
-        <w:t>Nazwy zwyczajowe:</w:t>
-      </w:r>
-    </w:p>
-    <w:p>
-      <w:pPr>
-        <w:numPr>
-          <w:ilvl w:val="0"/>
-          <w:numId w:val="10"/>
-        </w:numPr>
-      </w:pPr>
-      <w:r>
-        <w:t>Pasismrodnik bokooczny</w:t>
-      </w:r>
-    </w:p>
-    <w:p>
-      <w:pPr>
-        <w:numPr>
-          <w:ilvl w:val="0"/>
-          <w:numId w:val="10"/>
-        </w:numPr>
-      </w:pPr>
-      <w:r>
-        <w:t>Krowiarka morska</w:t>
-      </w:r>
-    </w:p>
-    <w:p>
-      <w:r>
-        <w:rPr>
-          <w:b/>
-          <w:bCs/>
-        </w:rPr>
-        <w:t>Etymologia:</w:t>
-      </w:r>
-    </w:p>
-    <w:p>
-      <w:pPr>
-        <w:numPr>
-          <w:ilvl w:val="0"/>
-          <w:numId w:val="11"/>
-        </w:numPr>
-      </w:pPr>
-      <w:r>
-        <w:rPr>
-          <w:i/>
-          <w:iCs/>
-        </w:rPr>
-        <w:t>Halo-</w:t>
-      </w:r>
-      <w:r>
-        <w:t> od gr. „halos” – sól, morze, odnosi się do środowiska morskiego.</w:t>
-      </w:r>
-    </w:p>
-    <w:p>
-      <w:pPr>
-        <w:numPr>
-          <w:ilvl w:val="0"/>
-          <w:numId w:val="11"/>
-        </w:numPr>
-      </w:pPr>
-      <w:r>
-        <w:rPr>
-          <w:i/>
-          <w:iCs/>
-        </w:rPr>
-        <w:t>bovis</w:t>
-      </w:r>
-      <w:r>
-        <w:t> – krowa, bydło; </w:t>
-      </w:r>
-      <w:r>
-        <w:rPr>
-          <w:i/>
-          <w:iCs/>
-        </w:rPr>
-        <w:t>bovis</w:t>
-      </w:r>
-      <w:r>
-        <w:t> → „krowiarka”, bo pasie się jak stado krów na podwodnych łąkach.</w:t>
-      </w:r>
-    </w:p>
-    <w:p>
-      <w:pPr>
-        <w:numPr>
-          <w:ilvl w:val="0"/>
-          <w:numId w:val="11"/>
-        </w:numPr>
-      </w:pPr>
-      <w:r>
-        <w:rPr>
-          <w:i/>
-          <w:iCs/>
-        </w:rPr>
-        <w:t>fetor-</w:t>
-      </w:r>
-      <w:r>
-        <w:t> – „smród, odór”;</w:t>
-      </w:r>
-    </w:p>
-    <w:p>
-      <w:pPr>
-        <w:numPr>
-          <w:ilvl w:val="0"/>
-          <w:numId w:val="11"/>
-        </w:numPr>
-      </w:pPr>
-      <w:r>
-        <w:rPr>
-          <w:i/>
-          <w:iCs/>
-        </w:rPr>
-        <w:noBreakHyphen/>
-        <w:t>bulla</w:t>
-      </w:r>
-      <w:r>
-        <w:t> – „bańka, bąbel”, odniesienie do śmierdzących bąbli gazu uwalnianych w sytuacji zagrożenia.</w:t>
-      </w:r>
-    </w:p>
-    <w:p>
-      <w:r>
-        <w:lastRenderedPageBreak/>
-        <w:pict w14:anchorId="02589328">
-          <v:rect id="_x0000_i1089" style="width:0;height:.75pt" o:hralign="center" o:hrstd="t" o:hr="t" fillcolor="#a0a0a0" stroked="f"/>
-        </w:pict>
-      </w:r>
-    </w:p>
-    <w:p>
-      <w:pPr>
-        <w:rPr>
-          <w:b/>
-          <w:bCs/>
-        </w:rPr>
-      </w:pPr>
-      <w:r>
-        <w:rPr>
-          <w:b/>
-          <w:bCs/>
-        </w:rPr>
-        <w:t>Pseudo</w:t>
-      </w:r>
-      <w:r>
-        <w:rPr>
-          <w:b/>
-          <w:bCs/>
-        </w:rPr>
-        <w:noBreakHyphen/>
-        <w:t>systematyka</w:t>
-      </w:r>
-    </w:p>
-    <w:p>
-      <w:r>
-        <w:rPr>
-          <w:b/>
-          <w:bCs/>
-        </w:rPr>
-        <w:t>Klasyfikacja:</w:t>
-      </w:r>
-    </w:p>
-    <w:p>
-      <w:pPr>
-        <w:numPr>
-          <w:ilvl w:val="0"/>
-          <w:numId w:val="12"/>
-        </w:numPr>
-      </w:pPr>
-      <w:r>
-        <w:t>Królestwo: Animalia</w:t>
-      </w:r>
-    </w:p>
-    <w:p>
-      <w:pPr>
-        <w:numPr>
-          <w:ilvl w:val="0"/>
-          <w:numId w:val="12"/>
-        </w:numPr>
-      </w:pPr>
-      <w:r>
-        <w:t>Typ: Chordata</w:t>
-      </w:r>
-    </w:p>
-    <w:p>
-      <w:pPr>
-        <w:numPr>
-          <w:ilvl w:val="0"/>
-          <w:numId w:val="12"/>
-        </w:numPr>
-      </w:pPr>
-      <w:r>
-        <w:t>Gromada: Sauropsida</w:t>
-      </w:r>
-    </w:p>
-    <w:p>
-      <w:pPr>
-        <w:numPr>
-          <w:ilvl w:val="0"/>
-          <w:numId w:val="12"/>
-        </w:numPr>
-      </w:pPr>
-      <w:r>
-        <w:t>Infragromada: Dinosauria</w:t>
-      </w:r>
-    </w:p>
-    <w:p>
-      <w:pPr>
-        <w:numPr>
-          <w:ilvl w:val="0"/>
-          <w:numId w:val="12"/>
-        </w:numPr>
-      </w:pPr>
-      <w:r>
-        <w:t>Rząd: Ornithischia (fikcyjnie – spokojny roślinożerca, jak „morski hadrozaur”)</w:t>
-      </w:r>
-    </w:p>
-    <w:p>
-      <w:pPr>
-        <w:numPr>
-          <w:ilvl w:val="0"/>
-          <w:numId w:val="12"/>
-        </w:numPr>
-      </w:pPr>
-      <w:r>
-        <w:t>Nadrodzina: Thalassohadroposauria (fikcyjna – roślinożerne, wodnolądowe dinozaury przybrzeżne)</w:t>
-      </w:r>
-    </w:p>
-    <w:p>
-      <w:pPr>
-        <w:numPr>
-          <w:ilvl w:val="0"/>
-          <w:numId w:val="12"/>
-        </w:numPr>
-      </w:pPr>
-      <w:r>
-        <w:t>Rodzina: Halobovididae – „morskie krowiarki”</w:t>
-      </w:r>
-    </w:p>
-    <w:p>
-      <w:pPr>
-        <w:numPr>
-          <w:ilvl w:val="0"/>
-          <w:numId w:val="12"/>
-        </w:numPr>
-      </w:pPr>
-      <w:r>
-        <w:t>Rodzaj: </w:t>
-      </w:r>
-      <w:r>
-        <w:rPr>
-          <w:i/>
-          <w:iCs/>
-        </w:rPr>
-        <w:t>Halobovis</w:t>
-      </w:r>
-    </w:p>
-    <w:p>
-      <w:pPr>
-        <w:numPr>
-          <w:ilvl w:val="0"/>
-          <w:numId w:val="12"/>
-        </w:numPr>
-      </w:pPr>
-      <w:r>
-        <w:t>Gatunek: </w:t>
-      </w:r>
-      <w:r>
-        <w:rPr>
-          <w:i/>
-          <w:iCs/>
-        </w:rPr>
-        <w:t>Halobovis fetoribulla</w:t>
-      </w:r>
-    </w:p>
-    <w:p>
-      <w:r>
-        <w:pict w14:anchorId="1B121FD5">
-          <v:rect id="_x0000_i1090" style="width:0;height:.75pt" o:hralign="center" o:hrstd="t" o:hr="t" fillcolor="#a0a0a0" stroked="f"/>
-        </w:pict>
-      </w:r>
-    </w:p>
-    <w:p>
-      <w:pPr>
-        <w:rPr>
-          <w:b/>
-          <w:bCs/>
-        </w:rPr>
-      </w:pPr>
-      <w:r>
-        <w:rPr>
-          <w:b/>
-          <w:bCs/>
-        </w:rPr>
-        <w:t>Relacje w rodzinie Halobovididae</w:t>
-      </w:r>
-    </w:p>
-    <w:p>
-      <w:pPr>
-        <w:numPr>
-          <w:ilvl w:val="0"/>
-          <w:numId w:val="13"/>
-        </w:numPr>
-      </w:pPr>
-      <w:r>
-        <w:t>Rodzina grupuje umiarkowanie duże, wodnolądowe dinozaury roślinożerne, żywiące się głównie trawami morskimi, glonami i miękkimi roślinami denna.</w:t>
-      </w:r>
-    </w:p>
-    <w:p>
-      <w:pPr>
-        <w:numPr>
-          <w:ilvl w:val="0"/>
-          <w:numId w:val="13"/>
-        </w:numPr>
-      </w:pPr>
-      <w:r>
-        <w:t>Cechy wspólne:</w:t>
-      </w:r>
-    </w:p>
-    <w:p>
-      <w:pPr>
-        <w:numPr>
-          <w:ilvl w:val="1"/>
-          <w:numId w:val="13"/>
-        </w:numPr>
-      </w:pPr>
-      <w:r>
-        <w:t>długie szyje, pozwalające sięgać po trawę morską bez całkowitego zanurzania ciała,</w:t>
-      </w:r>
-    </w:p>
-    <w:p>
-      <w:pPr>
-        <w:numPr>
-          <w:ilvl w:val="1"/>
-          <w:numId w:val="13"/>
-        </w:numPr>
-      </w:pPr>
-      <w:r>
-        <w:t>błoniaste łapy do spokojnego pływania i brodzenia,</w:t>
-      </w:r>
-    </w:p>
-    <w:p>
-      <w:pPr>
-        <w:numPr>
-          <w:ilvl w:val="1"/>
-          <w:numId w:val="13"/>
-        </w:numPr>
-      </w:pPr>
-      <w:r>
-        <w:t>zachowania „pastwiskowe” – poruszają się w stadach, zachowując się jak krowy na łące, tylko że podwodnej.</w:t>
-      </w:r>
-    </w:p>
-    <w:p>
-      <w:r>
-        <w:rPr>
-          <w:i/>
-          <w:iCs/>
-        </w:rPr>
-        <w:t>Halobovis fetoribulla</w:t>
-      </w:r>
-      <w:r>
-        <w:t> wyróżnia się bardzo specyficzną obroną chemiczną – bąblami śmierdzącego gazu.</w:t>
-      </w:r>
-    </w:p>
-    <w:p>
-      <w:r>
-        <w:pict w14:anchorId="215BDEA1">
-          <v:rect id="_x0000_i1091" style="width:0;height:.75pt" o:hralign="center" o:hrstd="t" o:hr="t" fillcolor="#a0a0a0" stroked="f"/>
-        </w:pict>
-      </w:r>
-    </w:p>
-    <w:p>
-      <w:pPr>
-        <w:rPr>
-          <w:b/>
-          <w:bCs/>
-        </w:rPr>
-      </w:pPr>
-      <w:r>
-        <w:rPr>
-          <w:b/>
-          <w:bCs/>
-        </w:rPr>
-        <w:t>Nisza ekologiczna</w:t>
-      </w:r>
-    </w:p>
-    <w:p>
-      <w:pPr>
-        <w:numPr>
-          <w:ilvl w:val="0"/>
-          <w:numId w:val="14"/>
-        </w:numPr>
-      </w:pPr>
-      <w:r>
-        <w:rPr>
-          <w:b/>
-          <w:bCs/>
-        </w:rPr>
-        <w:t>Środowisko:</w:t>
-      </w:r>
-      <w:r>
-        <w:t> przybrzeżne, płytkie morza i laguny, z bogatymi łąkami traw morskich i miękkich glonów – „podwodne pastwiska”.</w:t>
-      </w:r>
-    </w:p>
-    <w:p>
-      <w:pPr>
-        <w:numPr>
-          <w:ilvl w:val="0"/>
-          <w:numId w:val="14"/>
-        </w:numPr>
-      </w:pPr>
-      <w:r>
-        <w:rPr>
-          <w:b/>
-          <w:bCs/>
-        </w:rPr>
-        <w:t>Tryb życia:</w:t>
-      </w:r>
-    </w:p>
-    <w:p>
-      <w:pPr>
-        <w:numPr>
-          <w:ilvl w:val="1"/>
-          <w:numId w:val="14"/>
-        </w:numPr>
-      </w:pPr>
-      <w:r>
-        <w:lastRenderedPageBreak/>
-        <w:t>większość czasu spędza w wodzie, stojąc lub powoli brodząc po dnie na czterech łapach,</w:t>
-      </w:r>
-    </w:p>
-    <w:p>
-      <w:pPr>
-        <w:numPr>
-          <w:ilvl w:val="1"/>
-          <w:numId w:val="14"/>
-        </w:numPr>
-      </w:pPr>
-      <w:r>
-        <w:t>głowa i szyja często wystają nad wodę, gdy musi obserwować otoczenie lub zaczerpnąć powietrza (jeśli założymy, że oddycha powietrzem).</w:t>
-      </w:r>
-    </w:p>
-    <w:p>
-      <w:pPr>
-        <w:numPr>
-          <w:ilvl w:val="0"/>
-          <w:numId w:val="14"/>
-        </w:numPr>
-      </w:pPr>
-      <w:r>
-        <w:rPr>
-          <w:b/>
-          <w:bCs/>
-        </w:rPr>
-        <w:t>Zachowanie stadne:</w:t>
-      </w:r>
-    </w:p>
-    <w:p>
-      <w:pPr>
-        <w:numPr>
-          <w:ilvl w:val="1"/>
-          <w:numId w:val="14"/>
-        </w:numPr>
-      </w:pPr>
-      <w:r>
-        <w:t>pasie się w dużych grupach, poruszając powoli jak stado krów,</w:t>
-      </w:r>
-    </w:p>
-    <w:p>
-      <w:pPr>
-        <w:numPr>
-          <w:ilvl w:val="1"/>
-          <w:numId w:val="14"/>
-        </w:numPr>
-      </w:pPr>
-      <w:r>
-        <w:t>stado porusza się w „frontach wypasowych” – przesuwając się linią po łące traw morskich.</w:t>
-      </w:r>
-    </w:p>
-    <w:p>
-      <w:r>
-        <w:pict w14:anchorId="5C7897C9">
-          <v:rect id="_x0000_i1092" style="width:0;height:.75pt" o:hralign="center" o:hrstd="t" o:hr="t" fillcolor="#a0a0a0" stroked="f"/>
-        </w:pict>
-      </w:r>
-    </w:p>
-    <w:p>
-      <w:pPr>
-        <w:rPr>
-          <w:b/>
-          <w:bCs/>
-        </w:rPr>
-      </w:pPr>
-      <w:r>
-        <w:rPr>
-          <w:b/>
-          <w:bCs/>
-        </w:rPr>
-        <w:t>Morfologia – jak wygląda</w:t>
-      </w:r>
-    </w:p>
-    <w:p>
-      <w:pPr>
-        <w:rPr>
-          <w:b/>
-          <w:bCs/>
-        </w:rPr>
-      </w:pPr>
-      <w:r>
-        <w:rPr>
-          <w:b/>
-          <w:bCs/>
-        </w:rPr>
-        <w:t>Głowa i oczy – „bokooczny”</w:t>
-      </w:r>
-    </w:p>
-    <w:p>
-      <w:pPr>
-        <w:numPr>
-          <w:ilvl w:val="0"/>
-          <w:numId w:val="15"/>
-        </w:numPr>
-      </w:pPr>
-      <w:r>
-        <w:t>Głowa przypomina rekina młota:</w:t>
-      </w:r>
-    </w:p>
-    <w:p>
-      <w:pPr>
-        <w:numPr>
-          <w:ilvl w:val="1"/>
-          <w:numId w:val="15"/>
-        </w:numPr>
-      </w:pPr>
-      <w:r>
-        <w:t>spłaszczona poprzecznie, szeroka, z wyraźnymi „skrzydłami” czaszki na boki,</w:t>
-      </w:r>
-    </w:p>
-    <w:p>
-      <w:pPr>
-        <w:numPr>
-          <w:ilvl w:val="1"/>
-          <w:numId w:val="15"/>
-        </w:numPr>
-      </w:pPr>
-      <w:r>
-        <w:t>oczy umieszczone na skrajnych końcach tej „martelowej” części – daleko po bokach, dając bardzo szerokie pole widzenia.</w:t>
-      </w:r>
-    </w:p>
-    <w:p>
-      <w:pPr>
-        <w:numPr>
-          <w:ilvl w:val="0"/>
-          <w:numId w:val="15"/>
-        </w:numPr>
-      </w:pPr>
-      <w:r>
-        <w:t>Pysk sam w sobie jest miękko zakończony, z zaokrąglonym „morskim ryjem” idealnym do skubania roślin.</w:t>
-      </w:r>
-    </w:p>
-    <w:p>
-      <w:pPr>
-        <w:rPr>
-          <w:b/>
-          <w:bCs/>
-        </w:rPr>
-      </w:pPr>
-      <w:r>
-        <w:rPr>
-          <w:b/>
-          <w:bCs/>
-        </w:rPr>
-        <w:t>Zęby i dieta</w:t>
-      </w:r>
-    </w:p>
-    <w:p>
-      <w:pPr>
-        <w:numPr>
-          <w:ilvl w:val="0"/>
-          <w:numId w:val="16"/>
-        </w:numPr>
-      </w:pPr>
-      <w:r>
-        <w:t>Zęby małe, płaskie, szerokie i gęsto ułożone – działają jak tarki lub zęby roślinożernych ssaków morskich:</w:t>
-      </w:r>
-    </w:p>
-    <w:p>
-      <w:pPr>
-        <w:numPr>
-          <w:ilvl w:val="1"/>
-          <w:numId w:val="16"/>
-        </w:numPr>
-      </w:pPr>
-      <w:r>
-        <w:t>idealne do rozcierania miękkich liści traw morskich,</w:t>
-      </w:r>
-    </w:p>
-    <w:p>
-      <w:pPr>
-        <w:numPr>
-          <w:ilvl w:val="1"/>
-          <w:numId w:val="16"/>
-        </w:numPr>
-      </w:pPr>
-      <w:r>
-        <w:t>dobrze radzą sobie z drobnymi ziarnami piasku między roślinami (jak naturalny papier ścierny).</w:t>
-      </w:r>
-    </w:p>
-    <w:p>
-      <w:pPr>
-        <w:rPr>
-          <w:b/>
-          <w:bCs/>
-        </w:rPr>
-      </w:pPr>
-      <w:r>
-        <w:rPr>
-          <w:b/>
-          <w:bCs/>
-        </w:rPr>
-        <w:t>Szyja i ciało</w:t>
-      </w:r>
-    </w:p>
-    <w:p>
-      <w:pPr>
-        <w:numPr>
-          <w:ilvl w:val="0"/>
-          <w:numId w:val="17"/>
-        </w:numPr>
-      </w:pPr>
-      <w:r>
-        <w:t>Szyja długa, smukła, ale wystarczająco mocna, by utrzymać młotowatą głowę:</w:t>
-      </w:r>
-    </w:p>
-    <w:p>
-      <w:pPr>
-        <w:numPr>
-          <w:ilvl w:val="1"/>
-          <w:numId w:val="17"/>
-        </w:numPr>
-      </w:pPr>
-      <w:r>
-        <w:t>pozwala sięgać po rośliny bez przesuwania całego ciała,</w:t>
-      </w:r>
-    </w:p>
-    <w:p>
-      <w:pPr>
-        <w:numPr>
-          <w:ilvl w:val="1"/>
-          <w:numId w:val="17"/>
-        </w:numPr>
-      </w:pPr>
-      <w:r>
-        <w:t>pomaga też w szybkim obróceniu głowy, aby złapać zapach lub sygnał zagrożenia.</w:t>
-      </w:r>
-    </w:p>
-    <w:p>
-      <w:pPr>
-        <w:numPr>
-          <w:ilvl w:val="0"/>
-          <w:numId w:val="17"/>
-        </w:numPr>
-      </w:pPr>
-      <w:r>
-        <w:t>Ciało:</w:t>
-      </w:r>
-    </w:p>
-    <w:p>
-      <w:pPr>
-        <w:numPr>
-          <w:ilvl w:val="1"/>
-          <w:numId w:val="17"/>
-        </w:numPr>
-      </w:pPr>
-      <w:r>
-        <w:t>opływowe, lekko spłaszczone bocznie,</w:t>
-      </w:r>
-    </w:p>
-    <w:p>
-      <w:pPr>
-        <w:numPr>
-          <w:ilvl w:val="1"/>
-          <w:numId w:val="17"/>
-        </w:numPr>
-      </w:pPr>
-      <w:r>
-        <w:lastRenderedPageBreak/>
-        <w:t>wygląd przypomina połączenie niewielkiego dinozaura roślinożernego z foką/dużym wodnym ssakiem – grzbiet łagodnie zaokrąglony,</w:t>
-      </w:r>
-    </w:p>
-    <w:p>
-      <w:pPr>
-        <w:numPr>
-          <w:ilvl w:val="1"/>
-          <w:numId w:val="17"/>
-        </w:numPr>
-      </w:pPr>
-      <w:r>
-        <w:t>skóra gładka lub lekko łuskowata, przystosowana do pływania.</w:t>
-      </w:r>
-    </w:p>
-    <w:p>
-      <w:pPr>
-        <w:rPr>
-          <w:b/>
-          <w:bCs/>
-        </w:rPr>
-      </w:pPr>
-      <w:r>
-        <w:rPr>
-          <w:b/>
-          <w:bCs/>
-        </w:rPr>
-        <w:t>Kolorystyka – „pasismrodnik”</w:t>
-      </w:r>
-    </w:p>
-    <w:p>
-      <w:pPr>
-        <w:numPr>
-          <w:ilvl w:val="0"/>
-          <w:numId w:val="18"/>
-        </w:numPr>
-      </w:pPr>
-      <w:r>
-        <w:t>Boki ciała: błękitnoszare – jak filtr światła pod powierzchnią wody, rozmywający sylwetkę w kolumnie wodnej.</w:t>
+        <w:t xml:space="preserve">Boki ciała: </w:t>
+      </w:r>
+      <w:proofErr w:type="spellStart"/>
+      <w:r>
+        <w:t>błękitnoszare</w:t>
+      </w:r>
+      <w:proofErr w:type="spellEnd"/>
+      <w:r>
+        <w:t xml:space="preserve"> – jak filtr światła pod powierzchnią wody, rozmywający sylwetkę w kolumnie</w:t>
       </w:r>
     </w:p>
     <w:p>
@@ -1529,7 +975,15 @@
         </w:numPr>
       </w:pPr>
       <w:r>
-        <w:t>Brzuch: jasny, prawie biały lub kremowy – klasyczna kontrabarwa u zwierząt wodnych i pustynnych.</w:t>
+        <w:t xml:space="preserve">Brzuch: jasny, prawie biały lub kremowy – klasyczna </w:t>
+      </w:r>
+      <w:proofErr w:type="spellStart"/>
+      <w:r>
+        <w:t>kontrabarwa</w:t>
+      </w:r>
+      <w:proofErr w:type="spellEnd"/>
+      <w:r>
+        <w:t xml:space="preserve"> u zwierząt wodnych i pustynnych.</w:t>
       </w:r>
     </w:p>
     <w:p>
@@ -1540,17 +994,6 @@
         </w:numPr>
       </w:pPr>
       <w:r>
-        <w:t>„Pasismrodnik”:</w:t>
-      </w:r>
-    </w:p>
-    <w:p>
-      <w:pPr>
-        <w:numPr>
-          <w:ilvl w:val="1"/>
-          <w:numId w:val="19"/>
-        </w:numPr>
-      </w:pPr>
-      <w:r>
         <w:t>wzdłuż boków biegną delikatne, jaśniejsze/ciemniejsze pasy, które łamią kontur ciała i dodatkowo maskują go na tle falującej trawy morskiej.</w:t>
       </w:r>
     </w:p>
@@ -1604,8 +1047,9 @@
     </w:p>
     <w:p>
       <w:r>
+        <w:lastRenderedPageBreak/>
         <w:pict w14:anchorId="1963D6EF">
-          <v:rect id="_x0000_i1093" style="width:0;height:.75pt" o:hralign="center" o:hrstd="t" o:hr="t" fillcolor="#a0a0a0" stroked="f"/>
+          <v:rect id="_x0000_i1033" style="width:0;height:.75pt" o:hralign="center" o:hrstd="t" o:hr="t" fillcolor="#a0a0a0" stroked="f"/>
         </w:pict>
       </w:r>
     </w:p>
@@ -1642,13 +1086,31 @@
           <w:numId w:val="21"/>
         </w:numPr>
       </w:pPr>
+      <w:proofErr w:type="spellStart"/>
       <w:r>
         <w:rPr>
           <w:i/>
           <w:iCs/>
         </w:rPr>
-        <w:t>Halobovis fetoribulla</w:t>
-      </w:r>
+        <w:t>Halobovis</w:t>
+      </w:r>
+      <w:proofErr w:type="spellEnd"/>
+      <w:r>
+        <w:rPr>
+          <w:i/>
+          <w:iCs/>
+        </w:rPr>
+        <w:t xml:space="preserve"> </w:t>
+      </w:r>
+      <w:proofErr w:type="spellStart"/>
+      <w:r>
+        <w:rPr>
+          <w:i/>
+          <w:iCs/>
+        </w:rPr>
+        <w:t>fetoribulla</w:t>
+      </w:r>
+      <w:proofErr w:type="spellEnd"/>
       <w:r>
         <w:t> uruchamia specjalne gruczoły w jelitach lub pod skórą w okolicy ogona/bioder,</w:t>
       </w:r>
@@ -1705,7 +1167,6 @@
         </w:numPr>
       </w:pPr>
       <w:r>
-        <w:lastRenderedPageBreak/>
         <w:t>Efekt:</w:t>
       </w:r>
     </w:p>
@@ -1723,7 +1184,7 @@
     <w:p>
       <w:r>
         <w:pict w14:anchorId="26394B4B">
-          <v:rect id="_x0000_i1094" style="width:0;height:.75pt" o:hralign="center" o:hrstd="t" o:hr="t" fillcolor="#a0a0a0" stroked="f"/>
+          <v:rect id="_x0000_i1034" style="width:0;height:.75pt" o:hralign="center" o:hrstd="t" o:hr="t" fillcolor="#a0a0a0" stroked="f"/>
         </w:pict>
       </w:r>
     </w:p>
@@ -1770,8 +1231,32 @@
           <w:bCs/>
         </w:rPr>
         <w:noBreakHyphen/>
-        <w:t>head herbivore</w:t>
-      </w:r>
+      </w:r>
+      <w:proofErr w:type="spellStart"/>
+      <w:r>
+        <w:rPr>
+          <w:b/>
+          <w:bCs/>
+        </w:rPr>
+        <w:t>head</w:t>
+      </w:r>
+      <w:proofErr w:type="spellEnd"/>
+      <w:r>
+        <w:rPr>
+          <w:b/>
+          <w:bCs/>
+        </w:rPr>
+        <w:t xml:space="preserve"> </w:t>
+      </w:r>
+      <w:proofErr w:type="spellStart"/>
+      <w:r>
+        <w:rPr>
+          <w:b/>
+          <w:bCs/>
+        </w:rPr>
+        <w:t>herbivore</w:t>
+      </w:r>
+      <w:proofErr w:type="spellEnd"/>
       <w:r>
         <w:t> – głowa jak u rekina młota, ale używana do szerokiego pola widzenia i spokojnego wypasu, a nie do polowania.</w:t>
       </w:r>
@@ -1815,119 +1300,6 @@
     <w:p>
       <w:r>
         <w:br/>
-      </w:r>
-      <w:r>
-        <w:br/>
-        <w:t>Prompt:</w:t>
-      </w:r>
-      <w:r>
-        <w:br/>
-      </w:r>
-      <w:r>
-        <w:t>Fotorealistyczne „zdjęcie” wymyślonego dinozaura Halobovis fetoribulla, czyli pasismrodnika bokoocznego (krowiarki morskiej), pasącego się w płytkim, ciepłym morzu na łące traw morskich. Scena w słoneczny dzień, w przejrzystej, lekko turkusowej wodzie, na tle piaszczystego, żółtawo</w:t>
-      </w:r>
-      <w:r>
-        <w:rPr>
-          <w:rFonts w:ascii="Cambria Math" w:hAnsi="Cambria Math" w:cs="Cambria Math"/>
-        </w:rPr>
-        <w:t>‑</w:t>
-      </w:r>
-      <w:r>
-        <w:t>be</w:t>
-      </w:r>
-      <w:r>
-        <w:rPr>
-          <w:rFonts w:ascii="Aptos" w:hAnsi="Aptos" w:cs="Aptos"/>
-        </w:rPr>
-        <w:t>ż</w:t>
-      </w:r>
-      <w:r>
-        <w:t>owego dna pokrytego faluj</w:t>
-      </w:r>
-      <w:r>
-        <w:rPr>
-          <w:rFonts w:ascii="Aptos" w:hAnsi="Aptos" w:cs="Aptos"/>
-        </w:rPr>
-        <w:t>ą</w:t>
-      </w:r>
-      <w:r>
-        <w:t>cymi k</w:t>
-      </w:r>
-      <w:r>
-        <w:rPr>
-          <w:rFonts w:ascii="Aptos" w:hAnsi="Aptos" w:cs="Aptos"/>
-        </w:rPr>
-        <w:t>ę</w:t>
-      </w:r>
-      <w:r>
-        <w:t>pami zielonkawych traw morskich.</w:t>
-      </w:r>
-    </w:p>
-    <w:p>
-      <w:r>
-        <w:t>Dinozaur widoczny w lekkim półprofilu, w wodzie sięgającej mu mniej więcej do połowy boków – tak, aby dobrze było widać jego długą szyję, głowę jak u rekina młota z oczami po bokach, charakterystyczne ubarwienie oraz błoniaste łapy. Głowa szeroka, spłaszczona poprzecznie jak u rekina młota: masywna belka czaszki, której końcach znajdują się duże, wyraźne oczy. Oczy skierowane na boki, dające wrażenie, że zwierzę widzi prawie dookoła.</w:t>
-      </w:r>
-    </w:p>
-    <w:p>
-      <w:r>
-        <w:t>Pysk na środku tej „belki” jest miękko zakończony – zaokrąglony, przystosowany do skubania roślin. Widać zarys niewielkich, płaskich zębów, poukładanych jak małe tarki, idealnych do rozcierania miękkiej trawy morskiej. Pysk zanurzony jest tuż nad trawą, jakby właśnie odgryzał kępkę roślin.</w:t>
-      </w:r>
-    </w:p>
-    <w:p>
-      <w:r>
-        <w:t>Szyja długa, smukła, ale umięśniona, delikatnie wygięta, tak by głowa mogła sięgnąć po trawę bez przesuwania całego ciała. Ciało opływowe, lekko spłaszczone bocznie, przypominające połączenie dużego, spokojnego roślinożernego dinozaura i morskiego ssaka</w:t>
-      </w:r>
-      <w:r>
-        <w:t>.</w:t>
-      </w:r>
-    </w:p>
-    <w:p>
-      <w:r>
-        <w:t xml:space="preserve">Ubarwienie zgodne z Twoim opisem: boki błękitnoszare, jakby rozmyte światłem wody, grzbiet wyraźnie żółtawy – jak piaskowe, morskie dno widziane z góry, brzuch jasny, prawie biały lub kremowy. Wzdłuż boków ciała biegną delikatne, nieregularne pasy w </w:t>
-      </w:r>
-      <w:r>
-        <w:lastRenderedPageBreak/>
-        <w:t>ciut ciemniejszym lub jaśniejszym odcieniu – „pasismrodnik” – które łamią kontur ciała i sprawiają, że zwierzę zlewa się z falującą trawą morską i refleksami światła.</w:t>
-      </w:r>
-    </w:p>
-    <w:p>
-      <w:r>
-        <w:t>Łapy cztery, masywne, zakończone szerokimi stopami z wyraźną błoną pławną między palcami, podobną do tej u kaczki lub gęsi. Przednie i tylne kończyny częściowo zanurzone, widać jak błony lekko rozchylają się w wodzie przy każdym kroku. Pazury tępe, nieprzystosowane do drapania, raczej do stabilnego brodzenia po miękkim, piaszczystym dnie.</w:t>
-      </w:r>
-    </w:p>
-    <w:p/>
-    <w:p>
-      <w:r>
-        <w:t>Ogon średniej długości, gruby u nasady, coraz cieńszy ku końcowi, używany jako stabilizator w wodzie; może być lekko uniesiony lub spokojnie opadający w dół, poruszający się leniwie zgodnie z ruchami ciała.</w:t>
-      </w:r>
-    </w:p>
-    <w:p>
-      <w:r>
-        <w:t>Sceneria: płytka laguna lub przybrzeżna zatoka. Dno piaszczyste, w wielu miejscach porośnięte gęstymi kępami traw morskich i glonów; niektóre kępy sięgają prawie do poziomu grzbietu krowiarki. W tle widać inne osobniki tego samego gatunku – stado pasące się równolegle, jak krowy na łące, ale tu częściowo zanurzone w wodzie. Niektóre są bardziej rozmyte (głębia ostrości), ale ich sylwetki i kolorystyka są rozpoznawalne.</w:t>
-      </w:r>
-    </w:p>
-    <w:p>
-      <w:r>
-        <w:t>W jednym fragmencie kadru (np. po lewej) można zasugerować delikatne bąble gazu unoszące się z okolic tylnej części ciała jednego osobnika – drobne, półprzezroczyste bańki unoszące się ku powierzchni, sugerujące „awaryjny tryb” obronny, ale bez przesadnej groteski.</w:t>
-      </w:r>
-    </w:p>
-    <w:p>
-      <w:r>
-        <w:t>Światło: ciepłe, słoneczne światło przenikające przez powierzchnię wody, tworzące charakterystyczne, migoczące „światłocienie” (caustics) na grzbietach i bokach dinozaurów oraz na dnie – jasne, falujące wzory. Kolory wody: odcienie turkusu, błękitu i zieleni, ale na pierwszym planie przefiltrowane przez żółtawo</w:t>
-      </w:r>
-      <w:r>
-        <w:rPr>
-          <w:rFonts w:ascii="Cambria Math" w:hAnsi="Cambria Math" w:cs="Cambria Math"/>
-        </w:rPr>
-        <w:t>‑</w:t>
-      </w:r>
-      <w:r>
-        <w:t>piaskowe dno.</w:t>
-      </w:r>
-    </w:p>
-    <w:p>
-      <w:r>
-        <w:t>Styl: pełen fotorealizm, jak profesjonalne zdjęcie podwodne/ półpodwodne wykonane w płytkiej lagunie. Realistyczne tekstury skóry (lekko łuskowatej lub gładkiej), traw morskich, piaszczystego dna i wody z refleksami światła. Głębina ostrości naturalna – krowiarka na pierwszym planie jest ostra, tło (stado, dalsze kępy traw, zarys brzegu) lekko rozmyte. Format poziomy 16:9.</w:t>
       </w:r>
     </w:p>
     <w:p/>
@@ -5913,6 +5285,7 @@
   <w:style w:type="character" w:default="1" w:styleId="Domylnaczcionkaakapitu">
     <w:name w:val="Default Paragraph Font"/>
     <w:uiPriority w:val="1"/>
+    <w:semiHidden/>
     <w:unhideWhenUsed/>
   </w:style>
   <w:style w:type="table" w:default="1" w:styleId="Standardowy">
